--- a/word_reports/LP_0234_위치_443_Marie Laforêt_Best.docx
+++ b/word_reports/LP_0234_위치_443_Marie Laforêt_Best.docx
@@ -4,7 +4,7 @@
   <w:body>
     <w:p>
       <w:pPr>
-        <w:spacing w:after="280"/>
+        <w:spacing w:after="80"/>
       </w:pPr>
       <w:r>
         <w:rPr w:rFonts="맑은 고딕">
@@ -13,94 +13,47 @@
           <w:color w:val="1E3A8A"/>
           <w:sz w:val="30"/>
         </w:rPr>
-        <w:t>[443] Marie Laforêt - Best</w:t>
+        <w:t>Marie Laforêt (마리 라포레) - Best</w:t>
       </w:r>
     </w:p>
     <w:p>
       <w:pPr>
-        <w:spacing w:after="320"/>
+        <w:spacing w:after="240"/>
       </w:pPr>
       <w:r>
         <w:rPr w:rFonts="맑은 고딕">
           <w:rFonts w:ascii="맑은 고딕" w:hAnsi="맑은 고딕" w:eastAsia="맑은 고딕"/>
           <w:b/>
-          <w:sz w:val="20"/>
+          <w:color w:val="4B5563"/>
+          <w:sz w:val="22"/>
         </w:rPr>
-        <w:t>■ 위치 : 443</w:t>
-        <w:br/>
-      </w:r>
-      <w:r>
-        <w:rPr w:rFonts="맑은 고딕">
-          <w:rFonts w:ascii="맑은 고딕" w:hAnsi="맑은 고딕" w:eastAsia="맑은 고딕"/>
-          <w:b/>
-          <w:sz w:val="20"/>
-        </w:rPr>
-        <w:t>■ 아티스트 : Marie Laforêt</w:t>
-        <w:br/>
-      </w:r>
-      <w:r>
-        <w:rPr w:rFonts="맑은 고딕">
-          <w:rFonts w:ascii="맑은 고딕" w:hAnsi="맑은 고딕" w:eastAsia="맑은 고딕"/>
-          <w:b/>
-          <w:sz w:val="20"/>
-        </w:rPr>
-        <w:t>■ 앨범명 : Best</w:t>
-        <w:br/>
-      </w:r>
-      <w:r>
-        <w:rPr w:rFonts="맑은 고딕">
-          <w:rFonts w:ascii="맑은 고딕" w:hAnsi="맑은 고딕" w:eastAsia="맑은 고딕"/>
-          <w:b w:val="0"/>
-          <w:sz w:val="20"/>
-        </w:rPr>
-        <w:t>■ 음반 레이블 : Disques Festival</w:t>
-        <w:br/>
-      </w:r>
-      <w:r>
-        <w:rPr w:rFonts="맑은 고딕">
-          <w:rFonts w:ascii="맑은 고딕" w:hAnsi="맑은 고딕" w:eastAsia="맑은 고딕"/>
-          <w:b w:val="0"/>
-          <w:sz w:val="20"/>
-        </w:rPr>
-        <w:t>■ 발매년도 : 1976</w:t>
-        <w:br/>
-      </w:r>
-      <w:r>
-        <w:rPr w:rFonts="맑은 고딕">
-          <w:rFonts w:ascii="맑은 고딕" w:hAnsi="맑은 고딕" w:eastAsia="맑은 고딕"/>
-          <w:b w:val="0"/>
-          <w:sz w:val="20"/>
-        </w:rPr>
-        <w:t>■ 장르 : 샹송 (Chanson), 프렌치 팝 (French Pop)</w:t>
-        <w:br/>
-      </w:r>
-      <w:r>
-        <w:rPr w:rFonts="맑은 고딕">
-          <w:rFonts w:ascii="맑은 고딕" w:hAnsi="맑은 고딕" w:eastAsia="맑은 고딕"/>
-          <w:b w:val="0"/>
-          <w:sz w:val="20"/>
-        </w:rPr>
-        <w:t>■ 주요 수록곡 : 1. Mon Amour, Mon Ami</w:t>
-        <w:br/>
+        <w:t>위치 :  443</w:t>
       </w:r>
     </w:p>
     <w:p>
       <w:pPr>
-        <w:spacing w:after="160"/>
+        <w:spacing w:line="324" w:lineRule="auto" w:before="80" w:after="160"/>
       </w:pPr>
       <w:r>
         <w:rPr w:rFonts="맑은 고딕">
           <w:rFonts w:ascii="맑은 고딕" w:hAnsi="맑은 고딕" w:eastAsia="맑은 고딕"/>
           <w:b/>
           <w:color w:val="1F2937"/>
-          <w:sz w:val="24"/>
+          <w:sz w:val="22"/>
         </w:rPr>
-        <w:t>■ 음반 해설 및 감상 가이드</w:t>
+        <w:t xml:space="preserve">[음반 소개] </w:t>
+      </w:r>
+      <w:r>
+        <w:rPr w:rFonts="맑은 고딕">
+          <w:rFonts w:ascii="맑은 고딕" w:hAnsi="맑은 고딕" w:eastAsia="맑은 고딕"/>
+          <w:b w:val="0"/>
+          <w:sz w:val="21"/>
+        </w:rPr>
       </w:r>
     </w:p>
     <w:p>
       <w:pPr>
-        <w:spacing w:line="312" w:lineRule="auto" w:after="120"/>
+        <w:spacing w:line="324" w:lineRule="auto" w:after="120"/>
       </w:pPr>
       <w:r>
         <w:rPr w:rFonts="맑은 고딕">
@@ -108,51 +61,516 @@
           <w:b w:val="0"/>
           <w:sz w:val="21"/>
         </w:rPr>
-        <w:t>'황금빛 눈동자를 가진 여인(L'fille aux yeux d'or)'이라는 애칭으로 시대를 풍미했던 마리 라포레(Marie Laforêt)는 은막과 무대를 넘나들며 독보적인 예술 세계를 구축한 프랑스의 대표적 아티스트입니다. 본 베스트 앨범은 1960년대와 70년대 프렌치 팝의 황금기를 수놓았던 그녀의 전성기 음악 세계를 정밀하게 집약한 음반입니다. 서정적인 포크적 감수性と 샹송 특유의 문학적 서사가 완벽한 조화를 이루며, 당대 유럽 대중음악이 도달했던 미학적 정점을 선명하게 보여줍니다.</w:t>
+        <w:t>은막의 찬란한 빛 속에서 ‘황금빛 눈을 가진 소녀’로 각인되었던 마리 라포레(Marie Laforêt)의 음악적 정수를 집대성한 이 베스트 앨범은 프렌치 팝과 전통 샹송의 가장 유려한 교차점을 보여줍니다. 그녀 특유의 몽환적이면서도 비장미 넘치는 음색은 단순한 유행가를 넘어 한 편의 시적 모놀로그처럼 가슴 깊은 곳을 파고듭니다. 낭만과 멜랑콜리가 공존하던 시대를 호흡하며, 세월이 흘러도 변치 않는 아련한 서정으로 청자의 영혼을 따스하게 어루만지는 불멸의 명반입니다.</w:t>
       </w:r>
     </w:p>
     <w:p>
       <w:pPr>
-        <w:spacing w:line="312" w:lineRule="auto" w:after="120"/>
+        <w:spacing w:line="324" w:lineRule="auto" w:before="200" w:after="80"/>
       </w:pPr>
+      <w:r>
+        <w:rPr w:rFonts="맑은 고딕">
+          <w:rFonts w:ascii="맑은 고딕" w:hAnsi="맑은 고딕" w:eastAsia="맑은 고딕"/>
+          <w:b/>
+          <w:color w:val="1E3A8A"/>
+          <w:sz w:val="24"/>
+        </w:rPr>
+        <w:t>1. 음반 데이터</w:t>
+      </w:r>
+    </w:p>
+    <w:p>
+      <w:pPr>
+        <w:spacing w:line="324" w:lineRule="auto" w:after="80"/>
+      </w:pPr>
+      <w:r>
+        <w:rPr w:rFonts="맑은 고딕">
+          <w:rFonts w:ascii="맑은 고딕" w:hAnsi="맑은 고딕" w:eastAsia="맑은 고딕"/>
+          <w:b w:val="0"/>
+          <w:color w:val="6B7280"/>
+          <w:sz w:val="21"/>
+        </w:rPr>
+        <w:t xml:space="preserve">· </w:t>
+      </w:r>
+      <w:r>
+        <w:rPr w:rFonts="맑은 고딕">
+          <w:rFonts w:ascii="맑은 고딕" w:hAnsi="맑은 고딕" w:eastAsia="맑은 고딕"/>
+          <w:b/>
+          <w:color w:val="1F2937"/>
+          <w:sz w:val="21"/>
+        </w:rPr>
+        <w:t xml:space="preserve">앨범명: </w:t>
+      </w:r>
       <w:r>
         <w:rPr w:rFonts="맑은 고딕">
           <w:rFonts w:ascii="맑은 고딕" w:hAnsi="맑은 고딕" w:eastAsia="맑은 고딕"/>
           <w:b w:val="0"/>
           <w:sz w:val="21"/>
         </w:rPr>
-        <w:t>마리 라포레의 보컬은 절제된 우수와 맑고 청아한 음색이 공존하는 미묘한 매력을 지니고 있습니다. 대표곡 'Mon Amour, Mon Ami'는 경쾌한 멜로디 뒤에 숨겨진 서늘하고 감성적인 보컬 드라이브가 일품이며, 영화 soundtrack이나 현대 Pop 문화에서도 끊임없이 오마주되는 명곡입니다. 또한, 부친을 향한 애절한 그리움을 담아낸 'Viens, Viens'에서는 그녀 특유의 드라마틱한 가창력과 호소력 짙은 감정 표현이 절정에 달하여 듣는 이의 거문고선을 깊게 울립니다.</w:t>
+        <w:t>Best</w:t>
       </w:r>
     </w:p>
     <w:p>
       <w:pPr>
-        <w:spacing w:line="312" w:lineRule="auto" w:after="120"/>
+        <w:spacing w:line="324" w:lineRule="auto" w:after="80"/>
       </w:pPr>
+      <w:r>
+        <w:rPr w:rFonts="맑은 고딕">
+          <w:rFonts w:ascii="맑은 고딕" w:hAnsi="맑은 고딕" w:eastAsia="맑은 고딕"/>
+          <w:b w:val="0"/>
+          <w:color w:val="6B7280"/>
+          <w:sz w:val="21"/>
+        </w:rPr>
+        <w:t xml:space="preserve">· </w:t>
+      </w:r>
+      <w:r>
+        <w:rPr w:rFonts="맑은 고딕">
+          <w:rFonts w:ascii="맑은 고딕" w:hAnsi="맑은 고딕" w:eastAsia="맑은 고딕"/>
+          <w:b/>
+          <w:color w:val="1F2937"/>
+          <w:sz w:val="21"/>
+        </w:rPr>
+        <w:t xml:space="preserve">아티스트: </w:t>
+      </w:r>
       <w:r>
         <w:rPr w:rFonts="맑은 고딕">
           <w:rFonts w:ascii="맑은 고딕" w:hAnsi="맑은 고딕" w:eastAsia="맑은 고딕"/>
           <w:b w:val="0"/>
           <w:sz w:val="21"/>
         </w:rPr>
-        <w:t>아울러 한국인들에게 일기예보 시그널 음악 등으로 친숙한 'Manchester Et Liverpool'은 아날로그 오케스트레이션과 아련한 멜로디 라인이 결합하여 클래식한 고전미를 발산합니다. 이와 대조적으로 동화적이고 경쾌한 리듬이 돋보이는 'Ivan, Boris Et Moi'에서는 마리 라포레의 발랄하면서도 지적인 보컬 해석력을 확인할 수 있습니다. 다채로운 음악적 스펙트럼 속에서도 그녀만의 확고한 미성(美聲)과 서정성은 음반 전체를 관통하는 단단한 중심축이 되어줍니다.</w:t>
+        <w:t>Marie Laforêt (마리 라포레)</w:t>
       </w:r>
     </w:p>
     <w:p>
       <w:pPr>
-        <w:spacing w:line="312" w:lineRule="auto" w:after="120"/>
+        <w:spacing w:line="324" w:lineRule="auto" w:after="80"/>
       </w:pPr>
+      <w:r>
+        <w:rPr w:rFonts="맑은 고딕">
+          <w:rFonts w:ascii="맑은 고딕" w:hAnsi="맑은 고딕" w:eastAsia="맑은 고딕"/>
+          <w:b w:val="0"/>
+          <w:color w:val="6B7280"/>
+          <w:sz w:val="21"/>
+        </w:rPr>
+        <w:t xml:space="preserve">· </w:t>
+      </w:r>
+      <w:r>
+        <w:rPr w:rFonts="맑은 고딕">
+          <w:rFonts w:ascii="맑은 고딕" w:hAnsi="맑은 고딕" w:eastAsia="맑은 고딕"/>
+          <w:b/>
+          <w:color w:val="1F2937"/>
+          <w:sz w:val="21"/>
+        </w:rPr>
+        <w:t xml:space="preserve">발매 정보: </w:t>
+      </w:r>
       <w:r>
         <w:rPr w:rFonts="맑은 고딕">
           <w:rFonts w:ascii="맑은 고딕" w:hAnsi="맑은 고딕" w:eastAsia="맑은 고딕"/>
           <w:b w:val="0"/>
           <w:sz w:val="21"/>
         </w:rPr>
-        <w:t>LP 파이프라인을 통해 전해지는 본 음반의 사운드는 섬세한 스트링 섹션과 아쿠스틱 기타의 울림, 그리고 마리 라포레의 숨소리 하나까지 따스한 온도로 재생해 냅니다. 디지털 음원에서는 쉽게 느낄 수 없는 70년대 프렌치 사운드 특유의 빈티지한 질감과 우아한 아날로그 텍스처는 LP 청음의 참된 기쁨을 선사합니다. 프렌치 팝의 고전적 아름다움과 스노비시한 감성을 한데 담아낸 이 음반은 샹송 애호가뿐만 아니라 레트로 사운드를 사랑하는 음악 감상가 모두에게 소장 가치가 높은 명반입니다.</w:t>
+        <w:t>1960~70년대 프랑스 샹송의 황금기를 수놓았던 마리 라포레의 독보적인 대표작들을 엄선하여 집대성한 베스트 컬렉션으로, 그녀의 음악적 궤적과 깊이 있는 예술성을 가장 우아한 흐름으로 만날 수 있는 기념비적 음반입니다.</w:t>
+      </w:r>
+    </w:p>
+    <w:p>
+      <w:pPr>
+        <w:spacing w:line="324" w:lineRule="auto" w:after="80"/>
+      </w:pPr>
+      <w:r>
+        <w:rPr w:rFonts="맑은 고딕">
+          <w:rFonts w:ascii="맑은 고딕" w:hAnsi="맑은 고딕" w:eastAsia="맑은 고딕"/>
+          <w:b w:val="0"/>
+          <w:color w:val="6B7280"/>
+          <w:sz w:val="21"/>
+        </w:rPr>
+        <w:t xml:space="preserve">· </w:t>
+      </w:r>
+      <w:r>
+        <w:rPr w:rFonts="맑은 고딕">
+          <w:rFonts w:ascii="맑은 고딕" w:hAnsi="맑은 고딕" w:eastAsia="맑은 고딕"/>
+          <w:b/>
+          <w:color w:val="1F2937"/>
+          <w:sz w:val="21"/>
+        </w:rPr>
+        <w:t xml:space="preserve">LP 인기도(판매량): </w:t>
+      </w:r>
+      <w:r>
+        <w:rPr w:rFonts="맑은 고딕">
+          <w:rFonts w:ascii="맑은 고딕" w:hAnsi="맑은 고딕" w:eastAsia="맑은 고딕"/>
+          <w:b w:val="0"/>
+          <w:sz w:val="21"/>
+        </w:rPr>
+        <w:t>유럽 전역에서 밀리언셀러를 기록하며 프렌치 팝 차트 상위권을 장악했던 명곡들이 망라되어 있으며, 국내 발매 당시에도 음악다방과 지식인 청년층 사이에서 폭발적인 반응을 얻으며 오랜 세월 스테디셀러로 군림했습니다.</w:t>
+      </w:r>
+    </w:p>
+    <w:p>
+      <w:pPr>
+        <w:spacing w:line="324" w:lineRule="auto" w:after="80"/>
+      </w:pPr>
+      <w:r>
+        <w:rPr w:rFonts="맑은 고딕">
+          <w:rFonts w:ascii="맑은 고딕" w:hAnsi="맑은 고딕" w:eastAsia="맑은 고딕"/>
+          <w:b w:val="0"/>
+          <w:color w:val="6B7280"/>
+          <w:sz w:val="21"/>
+        </w:rPr>
+        <w:t xml:space="preserve">· </w:t>
+      </w:r>
+      <w:r>
+        <w:rPr w:rFonts="맑은 고딕">
+          <w:rFonts w:ascii="맑은 고딕" w:hAnsi="맑은 고딕" w:eastAsia="맑은 고딕"/>
+          <w:b/>
+          <w:color w:val="1F2937"/>
+          <w:sz w:val="21"/>
+        </w:rPr>
+        <w:t xml:space="preserve">각종 수상경력: </w:t>
+      </w:r>
+      <w:r>
+        <w:rPr w:rFonts="맑은 고딕">
+          <w:rFonts w:ascii="맑은 고딕" w:hAnsi="맑은 고딕" w:eastAsia="맑은 고딕"/>
+          <w:b w:val="0"/>
+          <w:sz w:val="21"/>
+        </w:rPr>
+        <w:t>프랑스 음반 아카데미(Académie Charles Cros)를 비롯한 권위 있는 음악계의 찬사를 받았으며, 현대 샹송의 표현 영역을 확장한 아티스트로서의 독보적 위상을 공인받았습니다.</w:t>
+      </w:r>
+    </w:p>
+    <w:p>
+      <w:pPr>
+        <w:spacing w:line="324" w:lineRule="auto" w:before="200" w:after="80"/>
+      </w:pPr>
+      <w:r>
+        <w:rPr w:rFonts="맑은 고딕">
+          <w:rFonts w:ascii="맑은 고딕" w:hAnsi="맑은 고딕" w:eastAsia="맑은 고딕"/>
+          <w:b/>
+          <w:color w:val="1E3A8A"/>
+          <w:sz w:val="24"/>
+        </w:rPr>
+        <w:t>2. 아티스트 정보</w:t>
+      </w:r>
+    </w:p>
+    <w:p>
+      <w:pPr>
+        <w:spacing w:line="324" w:lineRule="auto" w:after="80"/>
+      </w:pPr>
+      <w:r>
+        <w:rPr w:rFonts="맑은 고딕">
+          <w:rFonts w:ascii="맑은 고딕" w:hAnsi="맑은 고딕" w:eastAsia="맑은 고딕"/>
+          <w:b w:val="0"/>
+          <w:color w:val="6B7280"/>
+          <w:sz w:val="21"/>
+        </w:rPr>
+        <w:t xml:space="preserve">· </w:t>
+      </w:r>
+      <w:r>
+        <w:rPr w:rFonts="맑은 고딕">
+          <w:rFonts w:ascii="맑은 고딕" w:hAnsi="맑은 고딕" w:eastAsia="맑은 고딕"/>
+          <w:b/>
+          <w:color w:val="1F2937"/>
+          <w:sz w:val="21"/>
+        </w:rPr>
+        <w:t xml:space="preserve">국적: </w:t>
+      </w:r>
+      <w:r>
+        <w:rPr w:rFonts="맑은 고딕">
+          <w:rFonts w:ascii="맑은 고딕" w:hAnsi="맑은 고딕" w:eastAsia="맑은 고딕"/>
+          <w:b w:val="0"/>
+          <w:sz w:val="21"/>
+        </w:rPr>
+        <w:t>프랑스 (France)</w:t>
+      </w:r>
+    </w:p>
+    <w:p>
+      <w:pPr>
+        <w:spacing w:line="324" w:lineRule="auto" w:after="80"/>
+      </w:pPr>
+      <w:r>
+        <w:rPr w:rFonts="맑은 고딕">
+          <w:rFonts w:ascii="맑은 고딕" w:hAnsi="맑은 고딕" w:eastAsia="맑은 고딕"/>
+          <w:b w:val="0"/>
+          <w:color w:val="6B7280"/>
+          <w:sz w:val="21"/>
+        </w:rPr>
+        <w:t xml:space="preserve">· </w:t>
+      </w:r>
+      <w:r>
+        <w:rPr w:rFonts="맑은 고딕">
+          <w:rFonts w:ascii="맑은 고딕" w:hAnsi="맑은 고딕" w:eastAsia="맑은 고딕"/>
+          <w:b/>
+          <w:color w:val="1F2937"/>
+          <w:sz w:val="21"/>
+        </w:rPr>
+        <w:t xml:space="preserve">생몰년도: </w:t>
+      </w:r>
+      <w:r>
+        <w:rPr w:rFonts="맑은 고딕">
+          <w:rFonts w:ascii="맑은 고딕" w:hAnsi="맑은 고딕" w:eastAsia="맑은 고딕"/>
+          <w:b w:val="0"/>
+          <w:sz w:val="21"/>
+        </w:rPr>
+        <w:t>1939년 ~ 2019년</w:t>
+      </w:r>
+    </w:p>
+    <w:p>
+      <w:pPr>
+        <w:spacing w:line="324" w:lineRule="auto" w:after="80"/>
+      </w:pPr>
+      <w:r>
+        <w:rPr w:rFonts="맑은 고딕">
+          <w:rFonts w:ascii="맑은 고딕" w:hAnsi="맑은 고딕" w:eastAsia="맑은 고딕"/>
+          <w:b w:val="0"/>
+          <w:color w:val="6B7280"/>
+          <w:sz w:val="21"/>
+        </w:rPr>
+        <w:t xml:space="preserve">· </w:t>
+      </w:r>
+      <w:r>
+        <w:rPr w:rFonts="맑은 고딕">
+          <w:rFonts w:ascii="맑은 고딕" w:hAnsi="맑은 고딕" w:eastAsia="맑은 고딕"/>
+          <w:b/>
+          <w:color w:val="1F2937"/>
+          <w:sz w:val="21"/>
+        </w:rPr>
+        <w:t xml:space="preserve">그룹 소속: </w:t>
+      </w:r>
+      <w:r>
+        <w:rPr w:rFonts="맑은 고딕">
+          <w:rFonts w:ascii="맑은 고딕" w:hAnsi="맑은 고딕" w:eastAsia="맑은 고딕"/>
+          <w:b w:val="0"/>
+          <w:sz w:val="21"/>
+        </w:rPr>
+        <w:t>솔로 (Solo)</w:t>
+      </w:r>
+    </w:p>
+    <w:p>
+      <w:pPr>
+        <w:spacing w:line="324" w:lineRule="auto" w:after="80"/>
+      </w:pPr>
+      <w:r>
+        <w:rPr w:rFonts="맑은 고딕">
+          <w:rFonts w:ascii="맑은 고딕" w:hAnsi="맑은 고딕" w:eastAsia="맑은 고딕"/>
+          <w:b w:val="0"/>
+          <w:color w:val="6B7280"/>
+          <w:sz w:val="21"/>
+        </w:rPr>
+        <w:t xml:space="preserve">· </w:t>
+      </w:r>
+      <w:r>
+        <w:rPr w:rFonts="맑은 고딕">
+          <w:rFonts w:ascii="맑은 고딕" w:hAnsi="맑은 고딕" w:eastAsia="맑은 고딕"/>
+          <w:b/>
+          <w:color w:val="1F2937"/>
+          <w:sz w:val="21"/>
+        </w:rPr>
+        <w:t xml:space="preserve">아티스트 소개: </w:t>
+      </w:r>
+      <w:r>
+        <w:rPr w:rFonts="맑은 고딕">
+          <w:rFonts w:ascii="맑은 고딕" w:hAnsi="맑은 고딕" w:eastAsia="맑은 고딕"/>
+          <w:b w:val="0"/>
+          <w:sz w:val="21"/>
+        </w:rPr>
+        <w:t>영화 〈태양은 가득히(Plein Soleil)〉를 통해 은막의 뮤즈로 혜성처럼 등장한 뒤, 샹송계로 발걸음을 옮겨 전설적인 ‘황금빛 눈동자의 가수’로 자리매김한 거장입니다. 민속적인 포크 음악의 소박함과 정통 샹송의 비극적 서정, 세련된 프렌치 팝을 완벽하게 융합하며 프랑스 대중음악사에 굵직한 족적을 남겼습니다.</w:t>
+      </w:r>
+    </w:p>
+    <w:p>
+      <w:pPr>
+        <w:spacing w:line="324" w:lineRule="auto" w:before="200" w:after="80"/>
+      </w:pPr>
+      <w:r>
+        <w:rPr w:rFonts="맑은 고딕">
+          <w:rFonts w:ascii="맑은 고딕" w:hAnsi="맑은 고딕" w:eastAsia="맑은 고딕"/>
+          <w:b/>
+          <w:color w:val="1E3A8A"/>
+          <w:sz w:val="24"/>
+        </w:rPr>
+        <w:t>3. 음반 상세 분석</w:t>
+      </w:r>
+    </w:p>
+    <w:p>
+      <w:pPr>
+        <w:spacing w:line="324" w:lineRule="auto" w:after="80"/>
+      </w:pPr>
+      <w:r>
+        <w:rPr w:rFonts="맑은 고딕">
+          <w:rFonts w:ascii="맑은 고딕" w:hAnsi="맑은 고딕" w:eastAsia="맑은 고딕"/>
+          <w:b w:val="0"/>
+          <w:color w:val="6B7280"/>
+          <w:sz w:val="21"/>
+        </w:rPr>
+        <w:t xml:space="preserve">· </w:t>
+      </w:r>
+      <w:r>
+        <w:rPr w:rFonts="맑은 고딕">
+          <w:rFonts w:ascii="맑은 고딕" w:hAnsi="맑은 고딕" w:eastAsia="맑은 고딕"/>
+          <w:b/>
+          <w:color w:val="1F2937"/>
+          <w:sz w:val="21"/>
+        </w:rPr>
+        <w:t xml:space="preserve">역사적 위치: </w:t>
+      </w:r>
+      <w:r>
+        <w:rPr w:rFonts="맑은 고딕">
+          <w:rFonts w:ascii="맑은 고딕" w:hAnsi="맑은 고딕" w:eastAsia="맑은 고딕"/>
+          <w:b w:val="0"/>
+          <w:sz w:val="21"/>
+        </w:rPr>
+        <w:t>본 음반은 샹송이 현대적 팝 감각을 품고 만개하던 시기의 가장 순도 높은 감수성을 담아낸 걸작입니다. 화려한 기교를 배제하고 영혼의 울림으로 노래하는 마리 라포레의 보컬 미학은 샹송이 클래식의 기품과 대중적 서사를 어떻게 결합해 내는지를 증명하는 역사적 표본입니다.</w:t>
+      </w:r>
+    </w:p>
+    <w:p>
+      <w:pPr>
+        <w:spacing w:line="324" w:lineRule="auto" w:after="80"/>
+      </w:pPr>
+      <w:r>
+        <w:rPr w:rFonts="맑은 고딕">
+          <w:rFonts w:ascii="맑은 고딕" w:hAnsi="맑은 고딕" w:eastAsia="맑은 고딕"/>
+          <w:b w:val="0"/>
+          <w:color w:val="6B7280"/>
+          <w:sz w:val="21"/>
+        </w:rPr>
+        <w:t xml:space="preserve">· </w:t>
+      </w:r>
+      <w:r>
+        <w:rPr w:rFonts="맑은 고딕">
+          <w:rFonts w:ascii="맑은 고딕" w:hAnsi="맑은 고딕" w:eastAsia="맑은 고딕"/>
+          <w:b/>
+          <w:color w:val="1F2937"/>
+          <w:sz w:val="21"/>
+        </w:rPr>
+        <w:t xml:space="preserve">시대의 흔적(스토리텔링): </w:t>
+      </w:r>
+      <w:r>
+        <w:rPr w:rFonts="맑은 고딕">
+          <w:rFonts w:ascii="맑은 고딕" w:hAnsi="맑은 고딕" w:eastAsia="맑은 고딕"/>
+          <w:b w:val="0"/>
+          <w:sz w:val="21"/>
+        </w:rPr>
+        <w:t>1970~80년대 한국의 심야 라디오 시그널과 어두운 골목길 음악다방을 가득 채우며 고독한 청춘들의 가슴을 적셨던 시대의 노스탤지어가 깊게 배어 있습니다. 암울했던 시대적 공기 속에서 자유와 낭만을 갈망하던 청자들에게 마리 라포레의 목소리는 더할 나위 없는 은신처이자 시적 위안이었습니다.</w:t>
+      </w:r>
+    </w:p>
+    <w:p>
+      <w:pPr>
+        <w:spacing w:line="324" w:lineRule="auto" w:before="200" w:after="80"/>
+      </w:pPr>
+      <w:r>
+        <w:rPr w:rFonts="맑은 고딕">
+          <w:rFonts w:ascii="맑은 고딕" w:hAnsi="맑은 고딕" w:eastAsia="맑은 고딕"/>
+          <w:b/>
+          <w:color w:val="1E3A8A"/>
+          <w:sz w:val="24"/>
+        </w:rPr>
+        <w:t>4. 주요 수록곡 및 감상 제언</w:t>
+      </w:r>
+    </w:p>
+    <w:p>
+      <w:pPr>
+        <w:spacing w:line="324" w:lineRule="auto" w:after="80"/>
+      </w:pPr>
+      <w:r>
+        <w:rPr w:rFonts="맑은 고딕">
+          <w:rFonts w:ascii="맑은 고딕" w:hAnsi="맑은 고딕" w:eastAsia="맑은 고딕"/>
+          <w:b w:val="0"/>
+          <w:color w:val="6B7280"/>
+          <w:sz w:val="21"/>
+        </w:rPr>
+        <w:t xml:space="preserve">· </w:t>
+      </w:r>
+      <w:r>
+        <w:rPr w:rFonts="맑은 고딕">
+          <w:rFonts w:ascii="맑은 고딕" w:hAnsi="맑은 고딕" w:eastAsia="맑은 고딕"/>
+          <w:b/>
+          <w:color w:val="1F2937"/>
+          <w:sz w:val="21"/>
+        </w:rPr>
+        <w:t xml:space="preserve">주요 수록곡 특징: </w:t>
+      </w:r>
+      <w:r>
+        <w:rPr w:rFonts="맑은 고딕">
+          <w:rFonts w:ascii="맑은 고딕" w:hAnsi="맑은 고딕" w:eastAsia="맑은 고딕"/>
+          <w:b w:val="0"/>
+          <w:sz w:val="21"/>
+        </w:rPr>
+        <w:t>한국인이 가장 사랑하는 애절한 절규의 명곡 "Viens, viens"를 필두로, 경쾌함 속에 서글픈 인생의 그림자를 담아낸 "Ivan, Boris et moi", 서정미의 극치를 들려주는 "Mon amour, mon ami"와 "Les vendanges de l'amour" 등 짙은 애수와 화사한 멜로디가 극적인 대비를 이루며 황홀한 감동을 선사합니다.</w:t>
+      </w:r>
+    </w:p>
+    <w:p>
+      <w:pPr>
+        <w:spacing w:line="324" w:lineRule="auto" w:after="80"/>
+      </w:pPr>
+      <w:r>
+        <w:rPr w:rFonts="맑은 고딕">
+          <w:rFonts w:ascii="맑은 고딕" w:hAnsi="맑은 고딕" w:eastAsia="맑은 고딕"/>
+          <w:b w:val="0"/>
+          <w:color w:val="6B7280"/>
+          <w:sz w:val="21"/>
+        </w:rPr>
+        <w:t xml:space="preserve">· </w:t>
+      </w:r>
+      <w:r>
+        <w:rPr w:rFonts="맑은 고딕">
+          <w:rFonts w:ascii="맑은 고딕" w:hAnsi="맑은 고딕" w:eastAsia="맑은 고딕"/>
+          <w:b/>
+          <w:color w:val="1F2937"/>
+          <w:sz w:val="21"/>
+        </w:rPr>
+        <w:t xml:space="preserve">빈티지 감상 제언: </w:t>
+      </w:r>
+      <w:r>
+        <w:rPr w:rFonts="맑은 고딕">
+          <w:rFonts w:ascii="맑은 고딕" w:hAnsi="맑은 고딕" w:eastAsia="맑은 고딕"/>
+          <w:b w:val="0"/>
+          <w:sz w:val="21"/>
+        </w:rPr>
+        <w:t>턴테이블의 바늘이 LP의 소리골을 지날 때 발생하는 미세한 아날로그 텍스처와 진공관 앰프 특유의 포근한 잔향은 마리 라포레의 숨소리와 떨림을 놀랍도록 생생하게 되살려냅니다. 불을 끄고 중음역이 풍성한 빈티지 스피커 앞에 앉아 감상한다면, 마치 파리의 고즈넉한 가을밤 살롱에 머무는 듯한 공간감을 온몸으로 체감할 수 있습니다.</w:t>
+      </w:r>
+    </w:p>
+    <w:p>
+      <w:pPr>
+        <w:spacing w:line="324" w:lineRule="auto" w:after="80"/>
+      </w:pPr>
+      <w:r>
+        <w:rPr w:rFonts="맑은 고딕">
+          <w:rFonts w:ascii="맑은 고딕" w:hAnsi="맑은 고딕" w:eastAsia="맑은 고딕"/>
+          <w:b w:val="0"/>
+          <w:color w:val="6B7280"/>
+          <w:sz w:val="21"/>
+        </w:rPr>
+        <w:t xml:space="preserve">· </w:t>
+      </w:r>
+      <w:r>
+        <w:rPr w:rFonts="맑은 고딕">
+          <w:rFonts w:ascii="맑은 고딕" w:hAnsi="맑은 고딕" w:eastAsia="맑은 고딕"/>
+          <w:b/>
+          <w:color w:val="1F2937"/>
+          <w:sz w:val="21"/>
+        </w:rPr>
+        <w:t xml:space="preserve">소장 가치: </w:t>
+      </w:r>
+      <w:r>
+        <w:rPr w:rFonts="맑은 고딕">
+          <w:rFonts w:ascii="맑은 고딕" w:hAnsi="맑은 고딕" w:eastAsia="맑은 고딕"/>
+          <w:b w:val="0"/>
+          <w:sz w:val="21"/>
+        </w:rPr>
+        <w:t>세기를 넘어 영원히 기억될 프렌치 팝의 황금기 유산을 오리지널 아날로그 바이닐의 질감으로 소유한다는 것은 LP 애호가에게 있어 매우 특별한 특권입니다. 음악적 완성도와 정서적 울림을 모두 갖춘 컬렉터의 필수 소장반입니다.</w:t>
+      </w:r>
+    </w:p>
+    <w:p>
+      <w:pPr>
+        <w:spacing w:line="324" w:lineRule="auto" w:after="120" w:before="160"/>
+      </w:pPr>
+      <w:r>
+        <w:rPr w:rFonts="맑은 고딕">
+          <w:rFonts w:ascii="맑은 고딕" w:hAnsi="맑은 고딕" w:eastAsia="맑은 고딕"/>
+          <w:b/>
+          <w:color w:val="4338CA"/>
+          <w:sz w:val="21"/>
+        </w:rPr>
+        <w:t>이 음반을 통해 황금빛 눈동자의 마리 라포레가 회전하는 턴테이블 위로 실어 나르는 쓸쓸하고도 찬란한 낭만의 정취, 그 영혼을 적시는 깊은 감동을 다시 한번 경험해 보시는 것은 어떨까요?</w:t>
       </w:r>
     </w:p>
     <w:sectPr>
       <w:pgSz w:w="12240" w:h="15840"/>
-      <w:pgMar w:top="1440" w:right="1440" w:bottom="1440" w:left="1440" w:header="720" w:footer="720" w:gutter="0"/>
+      <w:pgMar w:top="1152" w:right="1296" w:bottom="1152" w:left="1296" w:header="720" w:footer="720" w:gutter="0"/>
       <w:cols w:space="720"/>
       <w:docGrid w:linePitch="360"/>
     </w:sectPr>

--- a/word_reports/LP_0234_위치_443_Marie Laforêt_Best.docx
+++ b/word_reports/LP_0234_위치_443_Marie Laforêt_Best.docx
@@ -32,7 +32,7 @@
     </w:p>
     <w:p>
       <w:pPr>
-        <w:spacing w:line="324" w:lineRule="auto" w:before="80" w:after="160"/>
+        <w:spacing w:line="324" w:lineRule="auto" w:before="80" w:after="120"/>
       </w:pPr>
       <w:r>
         <w:rPr w:rFonts="맑은 고딕">
@@ -42,13 +42,6 @@
           <w:sz w:val="22"/>
         </w:rPr>
         <w:t xml:space="preserve">[음반 소개] </w:t>
-      </w:r>
-      <w:r>
-        <w:rPr w:rFonts="맑은 고딕">
-          <w:rFonts w:ascii="맑은 고딕" w:hAnsi="맑은 고딕" w:eastAsia="맑은 고딕"/>
-          <w:b w:val="0"/>
-          <w:sz w:val="21"/>
-        </w:rPr>
       </w:r>
     </w:p>
     <w:p>
@@ -61,7 +54,33 @@
           <w:b w:val="0"/>
           <w:sz w:val="21"/>
         </w:rPr>
-        <w:t>은막의 찬란한 빛 속에서 ‘황금빛 눈을 가진 소녀’로 각인되었던 마리 라포레(Marie Laforêt)의 음악적 정수를 집대성한 이 베스트 앨범은 프렌치 팝과 전통 샹송의 가장 유려한 교차점을 보여줍니다. 그녀 특유의 몽환적이면서도 비장미 넘치는 음색은 단순한 유행가를 넘어 한 편의 시적 모놀로그처럼 가슴 깊은 곳을 파고듭니다. 낭만과 멜랑콜리가 공존하던 시대를 호흡하며, 세월이 흘러도 변치 않는 아련한 서정으로 청자의 영혼을 따스하게 어루만지는 불멸의 명반입니다.</w:t>
+        <w:t>1960년 르네 클레망 감독의 불후의 명작 &lt;태양은 가득히(Plein Soleil)&gt;에서 알랭 들롱의 연인 마르주 역으로 혜성처럼 등장했던 마리 라포레는, 은막 위에서 형형하게 빛나던 신비로운 황금빛 눈동자만큼이나 매혹적인 음색으로 프랑스 샹송계의 독보적인 자리를 구축한 예술가입니다. '황금빛 눈동자의 소녀(La fille aux yeux d'or)'라는 칭호로 불리며 영화계를 매료시켰던 그녀는 스크린의 화려함 뒤편에 웅크린 깊은 내면의 슬픔을 노래로 승화시켰고, 이 음반 [Best]는 그녀의 찬란했던 전성기 음악 여정을 가장 순도 높은 결정체로 집대성한 음반사적 기념비입니다.</w:t>
+      </w:r>
+    </w:p>
+    <w:p>
+      <w:pPr>
+        <w:spacing w:line="324" w:lineRule="auto" w:after="120"/>
+      </w:pPr>
+      <w:r>
+        <w:rPr w:rFonts="맑은 고딕">
+          <w:rFonts w:ascii="맑은 고딕" w:hAnsi="맑은 고딕" w:eastAsia="맑은 고딕"/>
+          <w:b w:val="0"/>
+          <w:sz w:val="21"/>
+        </w:rPr>
+        <w:t>당대 프랑스 대중음악계는 통통 튀는 팝 스타일의 '예예(Yé-yé)' 열풍이 지배적이었으나, 마리 라포레는 유행의 물결에 휩쓸리지 않고 전통 샹송의 시적(詩的) 서정성과 각국의 이국적인 포크 선율을 유려하게 결합하는 독자적인 음악적 영토를 개척했습니다. 때로는 한 줄기 서늘한 바람처럼 절제된 슬픔을 읊조리고, 때로는 가슴을 저미는 폭발적인 드라마를 토해내는 그녀의 보컬은 단순한 가요의 영역을 넘어 영혼을 위로하는 문학적 서사시로 평가받습니다. 그녀가 노래를 통해 전하고자 했던 예술적 철학은 인간 내면에 자리한 원초적인 고독과 순수한 사랑의 회복이었으며, 이는 반세기가 흐른 오늘날에도 바래지 않는 짙은 여운을 남깁니다.</w:t>
+      </w:r>
+    </w:p>
+    <w:p>
+      <w:pPr>
+        <w:spacing w:line="324" w:lineRule="auto" w:after="120"/>
+      </w:pPr>
+      <w:r>
+        <w:rPr w:rFonts="맑은 고딕">
+          <w:rFonts w:ascii="맑은 고딕" w:hAnsi="맑은 고딕" w:eastAsia="맑은 고딕"/>
+          <w:b w:val="0"/>
+          <w:sz w:val="21"/>
+        </w:rPr>
+        <w:t>본 앨범은 마리 라포레의 예술적 정점을 상징하는 대표 명곡들을 한 장의 바이닐에 오롯이 담아내어, 그녀의 음성과 예술혼이 남긴 불멸의 족적을 가장 완벽하게 조망할 수 있도록 엮어낸 걸작입니다. 흑백 영화의 한 장면처럼 우아하고 서정적인 선율 위로 얹어지는 그녀의 청아하면서도 처연한 허스키 보이스는, 턴테이블의 바늘을 타고 흐르는 순간 잊고 지냈던 아날로그적 낭만과 짙은 노스탤지어를 아낌없이 선사합니다. 세월의 풍화를 견뎌내고 여전히 생명력을 뿜어내는 이 음반은 클래식과 팝, 샹송의 경계를 유영하는 모든 음악 애호가들에게 찬란한 서정의 극치를 보여줄 것입니다.</w:t>
       </w:r>
     </w:p>
     <w:p>
@@ -168,7 +187,7 @@
           <w:b w:val="0"/>
           <w:sz w:val="21"/>
         </w:rPr>
-        <w:t>1960~70년대 프랑스 샹송의 황금기를 수놓았던 마리 라포레의 독보적인 대표작들을 엄선하여 집대성한 베스트 컬렉션으로, 그녀의 음악적 궤적과 깊이 있는 예술성을 가장 우아한 흐름으로 만날 수 있는 기념비적 음반입니다.</w:t>
+        <w:t>1960~70년대 프랑스 샹송의 황금기를 수놓았던 마리 라포레의 음악 세계를 집대성한 공식 베스트 컴필레이션 LP로, 그녀의 전성기 시절 음원들을 엄선하여 감상자들에게 깊은 감동을 안겨주는 역사적 가치를 지닌 앨범입니다.</w:t>
       </w:r>
     </w:p>
     <w:p>
@@ -199,7 +218,7 @@
           <w:b w:val="0"/>
           <w:sz w:val="21"/>
         </w:rPr>
-        <w:t>유럽 전역에서 밀리언셀러를 기록하며 프렌치 팝 차트 상위권을 장악했던 명곡들이 망라되어 있으며, 국내 발매 당시에도 음악다방과 지식인 청년층 사이에서 폭발적인 반응을 얻으며 오랜 세월 스테디셀러로 군림했습니다.</w:t>
+        <w:t>발매 당시 프랑스 및 유럽 전역은 물론 남미와 동유럽, 그리고 국내 샹송 애호가들 사이에서 폭발적인 반향을 일으키며 꾸준한 스테디셀러로 기록되었고, 수많은 수록곡들이 라디오 시그널과 방송 음악으로 널리 사랑받으며 높은 음반 판매고를 달성했습니다.</w:t>
       </w:r>
     </w:p>
     <w:p>
@@ -230,7 +249,7 @@
           <w:b w:val="0"/>
           <w:sz w:val="21"/>
         </w:rPr>
-        <w:t>프랑스 음반 아카데미(Académie Charles Cros)를 비롯한 권위 있는 음악계의 찬사를 받았으며, 현대 샹송의 표현 영역을 확장한 아티스트로서의 독보적 위상을 공인받았습니다.</w:t>
+        <w:t>프랑스 음반 아카데미 및 평단으로부터 샹송과 포크의 지평을 넓힌 독창적 아티스트로 격찬을 받았으며, 수많은 히트 싱글을 통해 다수의 골드 레코드(Gold Disc) 인증과 프랑스 문화예술계의 찬사를 받았습니다.</w:t>
       </w:r>
     </w:p>
     <w:p>
@@ -275,7 +294,7 @@
           <w:b w:val="0"/>
           <w:sz w:val="21"/>
         </w:rPr>
-        <w:t>프랑스 (France)</w:t>
+        <w:t>프랑스 (후에 스위스로 귀화)</w:t>
       </w:r>
     </w:p>
     <w:p>
@@ -306,7 +325,7 @@
           <w:b w:val="0"/>
           <w:sz w:val="21"/>
         </w:rPr>
-        <w:t>1939년 ~ 2019년</w:t>
+        <w:t>1939년 10월 5일 ~ 2019년 11월 2일</w:t>
       </w:r>
     </w:p>
     <w:p>
@@ -337,7 +356,7 @@
           <w:b w:val="0"/>
           <w:sz w:val="21"/>
         </w:rPr>
-        <w:t>솔로 (Solo)</w:t>
+        <w:t>솔로</w:t>
       </w:r>
     </w:p>
     <w:p>
@@ -368,7 +387,7 @@
           <w:b w:val="0"/>
           <w:sz w:val="21"/>
         </w:rPr>
-        <w:t>영화 〈태양은 가득히(Plein Soleil)〉를 통해 은막의 뮤즈로 혜성처럼 등장한 뒤, 샹송계로 발걸음을 옮겨 전설적인 ‘황금빛 눈동자의 가수’로 자리매김한 거장입니다. 민속적인 포크 음악의 소박함과 정통 샹송의 비극적 서정, 세련된 프렌치 팝을 완벽하게 융합하며 프랑스 대중음악사에 굵직한 족적을 남겼습니다.</w:t>
+        <w:t>마리 라포레는 영화 &lt;태양은 가득히&gt;를 통해 세계적 배우로 명성을 얻은 후, 고혹적인 음색과 탁월한 음악성으로 프랑스 샹송계를 뒤흔든 전설적인 가수입니다. 서정적이면서도 짙은 고독감이 배어있는 허스키 보이스로 샹송에 세계 민속음악과 포크 사운드를 접목하여 20세기 유럽 팝 역사에 대체 불가능한 족적을 남겼습니다.</w:t>
       </w:r>
     </w:p>
     <w:p>
@@ -413,7 +432,7 @@
           <w:b w:val="0"/>
           <w:sz w:val="21"/>
         </w:rPr>
-        <w:t>본 음반은 샹송이 현대적 팝 감각을 품고 만개하던 시기의 가장 순도 높은 감수성을 담아낸 걸작입니다. 화려한 기교를 배제하고 영혼의 울림으로 노래하는 마리 라포레의 보컬 미학은 샹송이 클래식의 기품과 대중적 서사를 어떻게 결합해 내는지를 증명하는 역사적 표본입니다.</w:t>
+        <w:t>프렌치 팝이 상업주의로 흐르던 시절, 시적 가사와 예술적 품격을 고수하며 전통 샹송과 모던 팝의 간극을 성공적으로 메운 기념비적 앨범입니다. 마리 라포레라는 한 예술가가 지닌 광활한 음악적 스펙트럼과 극적 표현력을 온전하게 입증하는 명반으로 평가받습니다.</w:t>
       </w:r>
     </w:p>
     <w:p>
@@ -444,7 +463,7 @@
           <w:b w:val="0"/>
           <w:sz w:val="21"/>
         </w:rPr>
-        <w:t>1970~80년대 한국의 심야 라디오 시그널과 어두운 골목길 음악다방을 가득 채우며 고독한 청춘들의 가슴을 적셨던 시대의 노스탤지어가 깊게 배어 있습니다. 암울했던 시대적 공기 속에서 자유와 낭만을 갈망하던 청자들에게 마리 라포레의 목소리는 더할 나위 없는 은신처이자 시적 위안이었습니다.</w:t>
+        <w:t>1960~70년대 유럽의 낭만과 우수가 깃든 시대적 공기를 머금고 있으며, 국내 라디오 문화가 꽃피우던 시절 심야 방송의 시그널 음악 등으로 청춘들의 가슴을 적셨던 아련한 추억과 서정적 정취가 고스란히 각인되어 있습니다.</w:t>
       </w:r>
     </w:p>
     <w:p>
@@ -489,7 +508,7 @@
           <w:b w:val="0"/>
           <w:sz w:val="21"/>
         </w:rPr>
-        <w:t>한국인이 가장 사랑하는 애절한 절규의 명곡 "Viens, viens"를 필두로, 경쾌함 속에 서글픈 인생의 그림자를 담아낸 "Ivan, Boris et moi", 서정미의 극치를 들려주는 "Mon amour, mon ami"와 "Les vendanges de l'amour" 등 짙은 애수와 화사한 멜로디가 극적인 대비를 이루며 황홀한 감동을 선사합니다.</w:t>
+        <w:t>절절한 모성애와 비통한 부름을 담아내어 전 유럽을 울렸던 대표곡 'Viens, viens', 경쾌한 포크 리듬 속에 삶의 덧없음과 회상을 품은 'Ivan, Boris et moi', 세련되고 감각적인 멜로디로 깊은 인상을 남긴 'Mon amour, mon ami', 그리고 유려하고 이국적인 오케스트레이션이 돋보이는 'Manchester et Liverpool' 등 한 곡 한 곡이 시대를 초월한 서정미의 극치를 들려줍니다.</w:t>
       </w:r>
     </w:p>
     <w:p>
@@ -520,7 +539,7 @@
           <w:b w:val="0"/>
           <w:sz w:val="21"/>
         </w:rPr>
-        <w:t>턴테이블의 바늘이 LP의 소리골을 지날 때 발생하는 미세한 아날로그 텍스처와 진공관 앰프 특유의 포근한 잔향은 마리 라포레의 숨소리와 떨림을 놀랍도록 생생하게 되살려냅니다. 불을 끄고 중음역이 풍성한 빈티지 스피커 앞에 앉아 감상한다면, 마치 파리의 고즈넉한 가을밤 살롱에 머무는 듯한 공간감을 온몸으로 체감할 수 있습니다.</w:t>
+        <w:t>진공관 앰프 특유의 온기와 아날로그 턴테이블의 미세한 질감이 어우러질 때, 마리 라포레의 섬세한 숨결과 처연한 비브라토가 룸 전체에 마법처럼 번져 나갑니다. 현악 앙상블의 풍성한 울림과 어쿠스틱 기타의 명징한 핑거링 사이로 파고드는 그녀의 보컬 배음을 음미하며 감상하는 것을 권합니다.</w:t>
       </w:r>
     </w:p>
     <w:p>
@@ -551,7 +570,7 @@
           <w:b w:val="0"/>
           <w:sz w:val="21"/>
         </w:rPr>
-        <w:t>세기를 넘어 영원히 기억될 프렌치 팝의 황금기 유산을 오리지널 아날로그 바이닐의 질감으로 소유한다는 것은 LP 애호가에게 있어 매우 특별한 특권입니다. 음악적 완성도와 정서적 울림을 모두 갖춘 컬렉터의 필수 소장반입니다.</w:t>
+        <w:t>은막의 요정이자 샹송의 전설이었던 마리 라포레의 예술적 진수가 응축된 정규 수준의 베스트 음반으로, 우아한 재킷 아트워크와 뛰어난 마스터링 음향을 지녀 프렌치 팝과 샹송을 사랑하는 LP 컬렉터라면 필히 턴테이블 곁에 갖추어야 할 불후의 소장품입니다.</w:t>
       </w:r>
     </w:p>
     <w:p>
@@ -565,7 +584,7 @@
           <w:color w:val="4338CA"/>
           <w:sz w:val="21"/>
         </w:rPr>
-        <w:t>이 음반을 통해 황금빛 눈동자의 마리 라포레가 회전하는 턴테이블 위로 실어 나르는 쓸쓸하고도 찬란한 낭만의 정취, 그 영혼을 적시는 깊은 감동을 다시 한번 경험해 보시는 것은 어떨까요?</w:t>
+        <w:t>이 음반을 통해 마리 라포레의 황금빛 눈동자처럼 신비롭고 깊은 목소리가 전해주는 감동을 다시 한번 경험해 보시는 것은 어떨까요?</w:t>
       </w:r>
     </w:p>
     <w:sectPr>
